--- a/Report-250744244_Nino-DSM050-Final_Assessment_2026.docx
+++ b/Report-250744244_Nino-DSM050-Final_Assessment_2026.docx
@@ -13,6 +13,9 @@
       <w:sdtContent>
         <w:p>
           <w:r>
+            <w:rPr>
+              <w:noProof/>
+            </w:rPr>
             <mc:AlternateContent>
               <mc:Choice Requires="wps">
                 <w:drawing>
@@ -201,6 +204,9 @@
             </mc:AlternateContent>
           </w:r>
           <w:r>
+            <w:rPr>
+              <w:noProof/>
+            </w:rPr>
             <mc:AlternateContent>
               <mc:Choice Requires="wpg">
                 <w:drawing>
@@ -466,6 +472,9 @@
             </mc:AlternateContent>
           </w:r>
           <w:r>
+            <w:rPr>
+              <w:noProof/>
+            </w:rPr>
             <mc:AlternateContent>
               <mc:Choice Requires="wps">
                 <w:drawing>
@@ -710,11 +719,211 @@
               </mc:Fallback>
             </mc:AlternateContent>
           </w:r>
+        </w:p>
+        <w:p>
           <w:r>
+            <w:rPr>
+              <w:noProof/>
+            </w:rPr>
             <mc:AlternateContent>
               <mc:Choice Requires="wps">
                 <w:drawing>
-                  <wp:anchor distT="0" distB="0" distL="114300" distR="114300" simplePos="0" relativeHeight="251654144" behindDoc="0" locked="0" layoutInCell="1" allowOverlap="1" wp14:anchorId="0D022EB1" wp14:editId="126EB88F">
+                  <wp:anchor distT="0" distB="0" distL="114300" distR="114300" simplePos="0" relativeHeight="251684864" behindDoc="0" locked="0" layoutInCell="1" allowOverlap="1" wp14:anchorId="37CCDFBD" wp14:editId="3793E0A0">
+                    <wp:simplePos x="0" y="0"/>
+                    <wp:positionH relativeFrom="column">
+                      <wp:posOffset>-371475</wp:posOffset>
+                    </wp:positionH>
+                    <wp:positionV relativeFrom="paragraph">
+                      <wp:posOffset>6674485</wp:posOffset>
+                    </wp:positionV>
+                    <wp:extent cx="6629400" cy="685800"/>
+                    <wp:effectExtent l="0" t="0" r="0" b="0"/>
+                    <wp:wrapNone/>
+                    <wp:docPr id="2088495120" name="Text Box 13"/>
+                    <wp:cNvGraphicFramePr/>
+                    <a:graphic xmlns:a="http://schemas.openxmlformats.org/drawingml/2006/main">
+                      <a:graphicData uri="http://schemas.microsoft.com/office/word/2010/wordprocessingShape">
+                        <wps:wsp>
+                          <wps:cNvSpPr txBox="1"/>
+                          <wps:spPr>
+                            <a:xfrm>
+                              <a:off x="0" y="0"/>
+                              <a:ext cx="6629400" cy="685800"/>
+                            </a:xfrm>
+                            <a:prstGeom prst="rect">
+                              <a:avLst/>
+                            </a:prstGeom>
+                            <a:solidFill>
+                              <a:schemeClr val="lt1"/>
+                            </a:solidFill>
+                            <a:ln w="6350">
+                              <a:noFill/>
+                            </a:ln>
+                          </wps:spPr>
+                          <wps:txbx>
+                            <w:txbxContent>
+                              <w:p>
+                                <w:pPr>
+                                  <w:spacing w:line="240" w:lineRule="auto"/>
+                                  <w:jc w:val="right"/>
+                                  <w:rPr>
+                                    <w:b/>
+                                    <w:bCs/>
+                                    <w:sz w:val="22"/>
+                                    <w:szCs w:val="22"/>
+                                  </w:rPr>
+                                </w:pPr>
+                                <w:r>
+                                  <w:rPr>
+                                    <w:b/>
+                                    <w:bCs/>
+                                    <w:sz w:val="22"/>
+                                    <w:szCs w:val="22"/>
+                                  </w:rPr>
+                                  <w:t>GitHub repository:</w:t>
+                                </w:r>
+                              </w:p>
+                              <w:p>
+                                <w:pPr>
+                                  <w:jc w:val="right"/>
+                                  <w:rPr>
+                                    <w:sz w:val="28"/>
+                                    <w:szCs w:val="28"/>
+                                  </w:rPr>
+                                </w:pPr>
+                                <w:r>
+                                  <w:rPr>
+                                    <w:sz w:val="22"/>
+                                    <w:szCs w:val="22"/>
+                                  </w:rPr>
+                                  <w:t xml:space="preserve"> </w:t>
+                                </w:r>
+                                <w:hyperlink r:id="rId11" w:history="1">
+                                  <w:r>
+                                    <w:rPr>
+                                      <w:rStyle w:val="Hyperlink"/>
+                                      <w:sz w:val="22"/>
+                                      <w:szCs w:val="22"/>
+                                    </w:rPr>
+                                    <w:t>https://github.com/KneeKnowshi/NinoNenchev_DSM050-FinalAssignment_Sep_2026</w:t>
+                                  </w:r>
+                                </w:hyperlink>
+                                <w:r>
+                                  <w:rPr>
+                                    <w:sz w:val="22"/>
+                                    <w:szCs w:val="22"/>
+                                  </w:rPr>
+                                  <w:t xml:space="preserve"> </w:t>
+                                </w:r>
+                                <w:r>
+                                  <w:rPr>
+                                    <w:sz w:val="22"/>
+                                    <w:szCs w:val="22"/>
+                                  </w:rPr>
+                                  <w:t xml:space="preserve">  </w:t>
+                                </w:r>
+                              </w:p>
+                            </w:txbxContent>
+                          </wps:txbx>
+                          <wps:bodyPr rot="0" spcFirstLastPara="0" vertOverflow="overflow" horzOverflow="overflow" vert="horz" wrap="square" lIns="91440" tIns="45720" rIns="91440" bIns="45720" numCol="1" spcCol="0" rtlCol="0" fromWordArt="0" anchor="t" anchorCtr="0" forceAA="0" compatLnSpc="1">
+                            <a:prstTxWarp prst="textNoShape">
+                              <a:avLst/>
+                            </a:prstTxWarp>
+                            <a:noAutofit/>
+                          </wps:bodyPr>
+                        </wps:wsp>
+                      </a:graphicData>
+                    </a:graphic>
+                    <wp14:sizeRelH relativeFrom="margin">
+                      <wp14:pctWidth>0</wp14:pctWidth>
+                    </wp14:sizeRelH>
+                    <wp14:sizeRelV relativeFrom="margin">
+                      <wp14:pctHeight>0</wp14:pctHeight>
+                    </wp14:sizeRelV>
+                  </wp:anchor>
+                </w:drawing>
+              </mc:Choice>
+              <mc:Fallback>
+                <w:pict>
+                  <v:shape w14:anchorId="37CCDFBD" id="Text Box 13" o:spid="_x0000_s1028" type="#_x0000_t202" style="position:absolute;left:0;text-align:left;margin-left:-29.25pt;margin-top:525.55pt;width:522pt;height:54pt;z-index:251684864;visibility:visible;mso-wrap-style:square;mso-width-percent:0;mso-height-percent:0;mso-wrap-distance-left:9pt;mso-wrap-distance-top:0;mso-wrap-distance-right:9pt;mso-wrap-distance-bottom:0;mso-position-horizontal:absolute;mso-position-horizontal-relative:text;mso-position-vertical:absolute;mso-position-vertical-relative:text;mso-width-percent:0;mso-height-percent:0;mso-width-relative:margin;mso-height-relative:margin;v-text-anchor:top" o:gfxdata="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" fillcolor="white [3201]" stroked="f" strokeweight=".5pt">
+                    <v:textbox>
+                      <w:txbxContent>
+                        <w:p>
+                          <w:pPr>
+                            <w:spacing w:line="240" w:lineRule="auto"/>
+                            <w:jc w:val="right"/>
+                            <w:rPr>
+                              <w:b/>
+                              <w:bCs/>
+                              <w:sz w:val="22"/>
+                              <w:szCs w:val="22"/>
+                            </w:rPr>
+                          </w:pPr>
+                          <w:r>
+                            <w:rPr>
+                              <w:b/>
+                              <w:bCs/>
+                              <w:sz w:val="22"/>
+                              <w:szCs w:val="22"/>
+                            </w:rPr>
+                            <w:t>GitHub repository:</w:t>
+                          </w:r>
+                        </w:p>
+                        <w:p>
+                          <w:pPr>
+                            <w:jc w:val="right"/>
+                            <w:rPr>
+                              <w:sz w:val="28"/>
+                              <w:szCs w:val="28"/>
+                            </w:rPr>
+                          </w:pPr>
+                          <w:r>
+                            <w:rPr>
+                              <w:sz w:val="22"/>
+                              <w:szCs w:val="22"/>
+                            </w:rPr>
+                            <w:t xml:space="preserve"> </w:t>
+                          </w:r>
+                          <w:hyperlink r:id="rId12" w:history="1">
+                            <w:r>
+                              <w:rPr>
+                                <w:rStyle w:val="Hyperlink"/>
+                                <w:sz w:val="22"/>
+                                <w:szCs w:val="22"/>
+                              </w:rPr>
+                              <w:t>https://github.com/KneeKnowshi/NinoNenchev_DSM050-FinalAssignment_Sep_2026</w:t>
+                            </w:r>
+                          </w:hyperlink>
+                          <w:r>
+                            <w:rPr>
+                              <w:sz w:val="22"/>
+                              <w:szCs w:val="22"/>
+                            </w:rPr>
+                            <w:t xml:space="preserve"> </w:t>
+                          </w:r>
+                          <w:r>
+                            <w:rPr>
+                              <w:sz w:val="22"/>
+                              <w:szCs w:val="22"/>
+                            </w:rPr>
+                            <w:t xml:space="preserve">  </w:t>
+                          </w:r>
+                        </w:p>
+                      </w:txbxContent>
+                    </v:textbox>
+                  </v:shape>
+                </w:pict>
+              </mc:Fallback>
+            </mc:AlternateContent>
+          </w:r>
+          <w:r>
+            <w:rPr>
+              <w:noProof/>
+            </w:rPr>
+            <mc:AlternateContent>
+              <mc:Choice Requires="wps">
+                <w:drawing>
+                  <wp:anchor distT="0" distB="0" distL="114300" distR="114300" simplePos="0" relativeHeight="251654144" behindDoc="0" locked="0" layoutInCell="1" allowOverlap="1" wp14:anchorId="0D022EB1" wp14:editId="18A5D65D">
                     <wp:simplePos x="0" y="0"/>
                     <wp:positionH relativeFrom="page">
                       <wp:align>center</wp:align>
@@ -731,7 +940,7 @@
                         </wp:positionV>
                       </mc:Fallback>
                     </mc:AlternateContent>
-                    <wp:extent cx="7315200" cy="1009650"/>
+                    <wp:extent cx="7315200" cy="1028700"/>
                     <wp:effectExtent l="0" t="0" r="0" b="0"/>
                     <wp:wrapSquare wrapText="bothSides"/>
                     <wp:docPr id="153" name="Text Box 161"/>
@@ -743,7 +952,7 @@
                           <wps:spPr>
                             <a:xfrm>
                               <a:off x="0" y="0"/>
-                              <a:ext cx="7315200" cy="1009650"/>
+                              <a:ext cx="7315200" cy="1028700"/>
                             </a:xfrm>
                             <a:prstGeom prst="rect">
                               <a:avLst/>
@@ -834,6 +1043,7 @@
                                         <w:lang w:val="en-GB"/>
                                       </w:rPr>
                                       <w:br/>
+                                      <w:t>[3,371 words]</w:t>
                                     </w:r>
                                     <w:r>
                                       <w:rPr>
@@ -843,7 +1053,6 @@
                                         <w:lang w:val="en-GB"/>
                                       </w:rPr>
                                       <w:br/>
-                                      <w:t>[3,368 words]</w:t>
                                     </w:r>
                                   </w:p>
                                 </w:sdtContent>
@@ -854,7 +1063,7 @@
                             <a:prstTxWarp prst="textNoShape">
                               <a:avLst/>
                             </a:prstTxWarp>
-                            <a:spAutoFit/>
+                            <a:noAutofit/>
                           </wps:bodyPr>
                         </wps:wsp>
                       </a:graphicData>
@@ -863,15 +1072,15 @@
                       <wp14:pctWidth>94100</wp14:pctWidth>
                     </wp14:sizeRelH>
                     <wp14:sizeRelV relativeFrom="page">
-                      <wp14:pctHeight>10000</wp14:pctHeight>
+                      <wp14:pctHeight>0</wp14:pctHeight>
                     </wp14:sizeRelV>
                   </wp:anchor>
                 </w:drawing>
               </mc:Choice>
               <mc:Fallback>
                 <w:pict>
-                  <v:shape w14:anchorId="0D022EB1" id="Text Box 161" o:spid="_x0000_s1028" type="#_x0000_t202" style="position:absolute;left:0;text-align:left;margin-left:0;margin-top:0;width:8in;height:79.5pt;z-index:251654144;visibility:visible;mso-wrap-style:square;mso-width-percent:941;mso-height-percent:100;mso-top-percent:700;mso-wrap-distance-left:9pt;mso-wrap-distance-top:0;mso-wrap-distance-right:9pt;mso-wrap-distance-bottom:0;mso-position-horizontal:center;mso-position-horizontal-relative:page;mso-position-vertical-relative:page;mso-width-percent:941;mso-height-percent:100;mso-top-percent:700;mso-width-relative:page;mso-height-relative:page;v-text-anchor:top" o:gfxdata="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" filled="f" stroked="f" strokeweight=".5pt">
-                    <v:textbox style="mso-fit-shape-to-text:t" inset="126pt,0,54pt,0">
+                  <v:shape w14:anchorId="0D022EB1" id="Text Box 161" o:spid="_x0000_s1029" type="#_x0000_t202" style="position:absolute;left:0;text-align:left;margin-left:0;margin-top:0;width:8in;height:81pt;z-index:251654144;visibility:visible;mso-wrap-style:square;mso-width-percent:941;mso-height-percent:0;mso-top-percent:700;mso-wrap-distance-left:9pt;mso-wrap-distance-top:0;mso-wrap-distance-right:9pt;mso-wrap-distance-bottom:0;mso-position-horizontal:center;mso-position-horizontal-relative:page;mso-position-vertical-relative:page;mso-width-percent:941;mso-height-percent:0;mso-top-percent:700;mso-width-relative:page;mso-height-relative:page;v-text-anchor:top" o:gfxdata="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" filled="f" stroked="f" strokeweight=".5pt">
+                    <v:textbox inset="126pt,0,54pt,0">
                       <w:txbxContent>
                         <w:p>
                           <w:pPr>
@@ -937,6 +1146,7 @@
                                   <w:lang w:val="en-GB"/>
                                 </w:rPr>
                                 <w:br/>
+                                <w:t>[3,371 words]</w:t>
                               </w:r>
                               <w:r>
                                 <w:rPr>
@@ -946,7 +1156,6 @@
                                   <w:lang w:val="en-GB"/>
                                 </w:rPr>
                                 <w:br/>
-                                <w:t>[3,368 words]</w:t>
                               </w:r>
                             </w:p>
                           </w:sdtContent>
@@ -959,8 +1168,6 @@
               </mc:Fallback>
             </mc:AlternateContent>
           </w:r>
-        </w:p>
-        <w:p>
           <w:r>
             <w:br w:type="page"/>
           </w:r>
@@ -997,13 +1204,7 @@
     </w:p>
     <w:p>
       <w:r>
-        <w:t>Previous studies also show that road characteristics can be associated with collision severity. Using British collision data, Mason-Jones et al. (2022) found</w:t>
-      </w:r>
-      <w:r>
-        <w:t xml:space="preserve"> that</w:t>
-      </w:r>
-      <w:r>
-        <w:t xml:space="preserve"> higher posted speed limits were associated with increased odds of serious or fatal cyclist injury. At a more local level, Sarkar et al. (2018) found that street and road-network characteristics were also related to casualty severity in Greater London.</w:t>
+        <w:t>Previous studies also show that road characteristics can be associated with collision severity. Using British collision data, Mason-Jones et al. (2022) found that higher posted speed limits were associated with increased odds of serious or fatal cyclist injury. At a more local level, Sarkar et al. (2018) found that street and road-network characteristics were also related to casualty severity in Greater London.</w:t>
       </w:r>
     </w:p>
     <w:p>
@@ -1018,13 +1219,7 @@
     </w:p>
     <w:p>
       <w:r>
-        <w:t>This study uses the STATS19 collision records from 2021–2025 to visually examine</w:t>
-      </w:r>
-      <w:r>
-        <w:t xml:space="preserve"> the frequency and severity of</w:t>
-      </w:r>
-      <w:r>
-        <w:t xml:space="preserve"> reported road collisions in Great Britain. The analysis considers changes over time, road and environmental conditions, temporal patterns and geographic concentration. </w:t>
+        <w:t xml:space="preserve">This study uses the STATS19 collision records from 2021–2025 to visually examine the frequency and severity of reported road collisions in Great Britain. The analysis considers changes over time, road and environmental conditions, temporal patterns and geographic concentration. </w:t>
       </w:r>
       <w:r>
         <w:t>This study is aimed at Road -safety policy makers, local transport authorities and transport planners.</w:t>
@@ -1038,10 +1233,7 @@
         <w:t xml:space="preserve">primary </w:t>
       </w:r>
       <w:r>
-        <w:t xml:space="preserve">objective </w:t>
-      </w:r>
-      <w:r>
-        <w:t>is to identify where collision frequency and severity show similar or different patterns</w:t>
+        <w:t>objective is to identify where collision frequency and severity show similar or different patterns</w:t>
       </w:r>
       <w:r>
         <w:t xml:space="preserve"> and identify any patterns that may be useful for road-safety monitoring and planning. It is important to bear in mind that the data used in this study is purely observational and cannot be used to </w:t>
@@ -1152,62 +1344,54 @@
       <w:bookmarkEnd w:id="3"/>
     </w:p>
     <w:p>
-      <w:r>
-        <w:t xml:space="preserve">The analysis uses the Department for Transport STATS19 collision dataset </w:t>
-      </w:r>
-      <w:r>
-        <w:t>(</w:t>
+      <w:pPr>
+        <w:rPr>
+          <w:lang w:val="en-US"/>
+        </w:rPr>
+      </w:pPr>
+      <w:r>
+        <w:t>The analysis uses the Department for Transport STATS19 collision dataset (</w:t>
       </w:r>
       <w:r>
         <w:rPr>
           <w:i/>
           <w:iCs/>
         </w:rPr>
-        <w:t>Department for Transport</w:t>
+        <w:t>Department for Transport, 2025b)</w:t>
+      </w:r>
+      <w:r>
+        <w:t xml:space="preserve">, which covers the most recent five-years available, and records personal-injury road collisions reported to the police in Great Britain. </w:t>
+      </w:r>
+      <w:r>
+        <w:t>Each observation represents one reported collision, allowing the collision file to be analysed without combining the separate casualty and vehicle files.</w:t>
+      </w:r>
+      <w:r>
+        <w:t xml:space="preserve"> </w:t>
       </w:r>
       <w:r>
         <w:rPr>
-          <w:i/>
-          <w:iCs/>
+          <w:b/>
+          <w:bCs/>
         </w:rPr>
-        <w:t xml:space="preserve">, </w:t>
-      </w:r>
+        <w:t>Data source link</w:t>
+      </w:r>
+      <w:r>
+        <w:t xml:space="preserve">: </w:t>
+      </w:r>
+      <w:hyperlink r:id="rId13" w:history="1">
+        <w:r>
+          <w:rPr>
+            <w:rStyle w:val="Hyperlink"/>
+            <w:lang w:val="en-US"/>
+          </w:rPr>
+          <w:t>https://data.dft.gov.uk/road-accidents-safety-data/dft-road-casualty-statistics-collision-last-5-years.csv</w:t>
+        </w:r>
+      </w:hyperlink>
       <w:r>
         <w:rPr>
-          <w:i/>
-          <w:iCs/>
+          <w:lang w:val="en-US"/>
         </w:rPr>
-        <w:t>2025b)</w:t>
-      </w:r>
-      <w:r>
-        <w:t xml:space="preserve">, which </w:t>
-      </w:r>
-      <w:r>
-        <w:t>cover</w:t>
-      </w:r>
-      <w:r>
-        <w:t>s</w:t>
-      </w:r>
-      <w:r>
-        <w:t xml:space="preserve"> the most recent five-year</w:t>
-      </w:r>
-      <w:r>
-        <w:t>s</w:t>
-      </w:r>
-      <w:r>
         <w:t xml:space="preserve"> </w:t>
-      </w:r>
-      <w:r>
-        <w:t xml:space="preserve">available, and </w:t>
-      </w:r>
-      <w:r>
-        <w:t>records personal-injury road collisions reported to the police in Great Britain</w:t>
-      </w:r>
-      <w:r>
-        <w:t xml:space="preserve">. </w:t>
-      </w:r>
-      <w:r>
-        <w:t>Each observation represents one reported collision, allowing the collision file to be analysed without combining the separate casualty and vehicle files.</w:t>
       </w:r>
     </w:p>
     <w:p>
@@ -1218,13 +1402,7 @@
         <w:t xml:space="preserve">s </w:t>
       </w:r>
       <w:r>
-        <w:t>and 44 variable</w:t>
-      </w:r>
-      <w:r>
-        <w:t>s</w:t>
-      </w:r>
-      <w:r>
-        <w:t xml:space="preserve">. The available fields include collision severity, date and time, number of vehicles and casualties, speed limit, road type, junction characteristics, lighting, weather and road-surface conditions, urban/rural classification and geographic coordinates. </w:t>
+        <w:t xml:space="preserve">and 44 variables. The available fields include collision severity, date and time, number of vehicles and casualties, speed limit, road type, junction characteristics, lighting, weather and road-surface conditions, urban/rural classification and geographic coordinates. </w:t>
       </w:r>
     </w:p>
     <w:p>
@@ -1240,11 +1418,12 @@
       <w:r>
         <w:t xml:space="preserve">and were selectively excluded from certain analysis where the lack of their interpretation would have Interfered with the analysis. In general, these partial exclusions were a minute subset of the data, but a detailed list is available and discussed in Section </w:t>
       </w:r>
+      <w:bookmarkStart w:id="4" w:name="_Toc239684056"/>
       <w:r>
         <w:fldChar w:fldCharType="begin"/>
       </w:r>
       <w:r>
-        <w:instrText xml:space="preserve"> REF _Ref239588617 \w \h </w:instrText>
+        <w:instrText xml:space="preserve"> REF _Ref239762541 \n \h </w:instrText>
       </w:r>
       <w:r>
         <w:fldChar w:fldCharType="separate"/>
@@ -1254,41 +1433,13 @@
       </w:r>
       <w:r>
         <w:fldChar w:fldCharType="end"/>
-      </w:r>
-      <w:r>
-        <w:t xml:space="preserve"> </w:t>
-      </w:r>
-      <w:r>
-        <w:fldChar w:fldCharType="begin"/>
-      </w:r>
-      <w:r>
-        <w:instrText xml:space="preserve"> REF _Ref239588623 \h </w:instrText>
-      </w:r>
-      <w:r>
-        <w:fldChar w:fldCharType="separate"/>
-      </w:r>
-      <w:r>
-        <w:t>Limitations and Future work</w:t>
-      </w:r>
-      <w:r>
-        <w:fldChar w:fldCharType="end"/>
-      </w:r>
-      <w:r>
-        <w:t>.</w:t>
       </w:r>
     </w:p>
     <w:p>
       <w:pPr>
         <w:pStyle w:val="Heading2"/>
-        <w:rPr>
-          <w:lang w:val="en-GB"/>
-        </w:rPr>
       </w:pPr>
-      <w:bookmarkStart w:id="4" w:name="_Toc239684056"/>
-      <w:r>
-        <w:rPr>
-          <w:lang w:val="en-GB"/>
-        </w:rPr>
+      <w:r>
         <w:lastRenderedPageBreak/>
         <w:t>Data Preparation Workflow</w:t>
       </w:r>
@@ -1367,22 +1518,7 @@
         <w:t xml:space="preserve">was used to reduce the analysis dataset from the full 44 variables to just those of interest to the specific research questions. This was done primarily to reduce computational load for later manipulations and visualisation. Table 1 </w:t>
       </w:r>
       <w:r>
-        <w:t>summarise</w:t>
-      </w:r>
-      <w:r>
-        <w:t>s t</w:t>
-      </w:r>
-      <w:r>
-        <w:t>he selected</w:t>
-      </w:r>
-      <w:r>
-        <w:t xml:space="preserve"> </w:t>
-      </w:r>
-      <w:r>
-        <w:t>variables</w:t>
-      </w:r>
-      <w:r>
-        <w:t>.</w:t>
+        <w:t>summarises the selected variables.</w:t>
       </w:r>
     </w:p>
     <w:p>
@@ -1404,6 +1540,9 @@
         <w:fldChar w:fldCharType="separate"/>
       </w:r>
       <w:r>
+        <w:rPr>
+          <w:noProof/>
+        </w:rPr>
         <w:t>1</w:t>
       </w:r>
       <w:r>
@@ -3137,18 +3276,7 @@
                 <w:szCs w:val="22"/>
                 <w14:ligatures w14:val="none"/>
               </w:rPr>
-              <w:t>Supporting</w:t>
-            </w:r>
-            <w:r>
-              <w:rPr>
-                <w:rFonts w:ascii="Aptos Narrow" w:eastAsia="Times New Roman" w:hAnsi="Aptos Narrow" w:cs="Times New Roman"/>
-                <w:color w:val="000000"/>
-                <w:kern w:val="0"/>
-                <w:sz w:val="22"/>
-                <w:szCs w:val="22"/>
-                <w14:ligatures w14:val="none"/>
-              </w:rPr>
-              <w:t xml:space="preserve"> </w:t>
+              <w:t xml:space="preserve">Supporting </w:t>
             </w:r>
           </w:p>
         </w:tc>
@@ -3330,10 +3458,7 @@
       </w:r>
       <w:proofErr w:type="spellStart"/>
       <w:r>
-        <w:t>collision_</w:t>
-      </w:r>
-      <w:r>
-        <w:t>ref_no</w:t>
+        <w:t>collision_ref_no</w:t>
       </w:r>
       <w:proofErr w:type="spellEnd"/>
       <w:r>
@@ -3342,6 +3467,9 @@
     </w:p>
     <w:p>
       <w:r>
+        <w:rPr>
+          <w:noProof/>
+        </w:rPr>
         <w:lastRenderedPageBreak/>
         <mc:AlternateContent>
           <mc:Choice Requires="wpg">
@@ -3379,7 +3507,7 @@
                           </pic:cNvPicPr>
                         </pic:nvPicPr>
                         <pic:blipFill>
-                          <a:blip r:embed="rId11">
+                          <a:blip r:embed="rId14">
                             <a:extLst>
                               <a:ext uri="{28A0092B-C50C-407E-A947-70E740481C1C}">
                                 <a14:useLocalDpi xmlns:a14="http://schemas.microsoft.com/office/drawing/2010/main" val="0"/>
@@ -3438,6 +3566,9 @@
                                 <w:fldChar w:fldCharType="separate"/>
                               </w:r>
                               <w:r>
+                                <w:rPr>
+                                  <w:noProof/>
+                                </w:rPr>
                                 <w:t>1</w:t>
                               </w:r>
                               <w:r>
@@ -3465,7 +3596,7 @@
           </mc:Choice>
           <mc:Fallback>
             <w:pict>
-              <v:group w14:anchorId="78D5C284" id="Group 6" o:spid="_x0000_s1029" style="position:absolute;left:0;text-align:left;margin-left:-7.5pt;margin-top:68.95pt;width:468pt;height:216.75pt;z-index:251659264;mso-position-horizontal-relative:margin" coordsize="59436,27527" o:gfxdata="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">
+              <v:group w14:anchorId="78D5C284" id="Group 6" o:spid="_x0000_s1030" style="position:absolute;left:0;text-align:left;margin-left:-7.5pt;margin-top:68.95pt;width:468pt;height:216.75pt;z-index:251659264;mso-position-horizontal-relative:margin" coordsize="59436,27527" o:gfxdata="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">
                 <v:shapetype id="_x0000_t75" coordsize="21600,21600" o:spt="75" o:preferrelative="t" path="m@4@5l@4@11@9@11@9@5xe" filled="f" stroked="f">
                   <v:stroke joinstyle="miter"/>
                   <v:formulas>
@@ -3485,10 +3616,10 @@
                   <v:path o:extrusionok="f" gradientshapeok="t" o:connecttype="rect"/>
                   <o:lock v:ext="edit" aspectratio="t"/>
                 </v:shapetype>
-                <v:shape id="Picture 1" o:spid="_x0000_s1030" type="#_x0000_t75" style="position:absolute;width:59436;height:24263;visibility:visible;mso-wrap-style:square" o:gfxdata="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">
-                  <v:imagedata r:id="rId12" o:title=""/>
+                <v:shape id="Picture 1" o:spid="_x0000_s1031" type="#_x0000_t75" style="position:absolute;width:59436;height:24263;visibility:visible;mso-wrap-style:square" o:gfxdata="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">
+                  <v:imagedata r:id="rId15" o:title=""/>
                 </v:shape>
-                <v:shape id="Text Box 1" o:spid="_x0000_s1031" type="#_x0000_t202" style="position:absolute;top:24860;width:59436;height:2667;visibility:visible;mso-wrap-style:square;v-text-anchor:top" o:gfxdata="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" stroked="f">
+                <v:shape id="Text Box 1" o:spid="_x0000_s1032" type="#_x0000_t202" style="position:absolute;top:24860;width:59436;height:2667;visibility:visible;mso-wrap-style:square;v-text-anchor:top" o:gfxdata="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" stroked="f">
                   <v:textbox style="mso-fit-shape-to-text:t" inset="0,0,0,0">
                     <w:txbxContent>
                       <w:p>
@@ -3509,6 +3640,9 @@
                           <w:fldChar w:fldCharType="separate"/>
                         </w:r>
                         <w:r>
+                          <w:rPr>
+                            <w:noProof/>
+                          </w:rPr>
                           <w:t>1</w:t>
                         </w:r>
                         <w:r>
@@ -3529,16 +3663,7 @@
         </mc:AlternateContent>
       </w:r>
       <w:r>
-        <w:t xml:space="preserve">Finally, the </w:t>
-      </w:r>
-      <w:r>
-        <w:t>Department for Transport</w:t>
-      </w:r>
-      <w:r>
-        <w:t xml:space="preserve"> STATS19 documentation (</w:t>
-      </w:r>
-      <w:r>
-        <w:t>2025b)</w:t>
+        <w:t>Finally, the Department for Transport STATS19 documentation (2025b)</w:t>
       </w:r>
       <w:r>
         <w:rPr>
@@ -3563,7 +3688,13 @@
         <w:fldChar w:fldCharType="separate"/>
       </w:r>
       <w:r>
-        <w:t>Figure 1</w:t>
+        <w:t xml:space="preserve">Figure </w:t>
+      </w:r>
+      <w:r>
+        <w:rPr>
+          <w:noProof/>
+        </w:rPr>
+        <w:t>1</w:t>
       </w:r>
       <w:r>
         <w:fldChar w:fldCharType="end"/>
@@ -3584,30 +3715,14 @@
         <w:t>Crucially</w:t>
       </w:r>
       <w:r>
-        <w:t xml:space="preserve"> STATS19 underwent a change in reporting in scope of several existing variables in 2024, which is within the date-range examined in this analysis. To account for this, the documentation around the changes - </w:t>
-      </w:r>
-      <w:r>
-        <w:t>Department for Transport</w:t>
-      </w:r>
-      <w:r>
-        <w:t xml:space="preserve"> (</w:t>
-      </w:r>
-      <w:r>
-        <w:t>2025c</w:t>
+        <w:t xml:space="preserve"> STATS19 underwent a change in reporting in scope of several existing variables in 2024, which is within the date-range examined in this analysis. To account for this, the documentation around the changes - Department for Transport (2025c</w:t>
       </w:r>
       <w:r>
         <w:rPr>
           <w:i/>
           <w:iCs/>
         </w:rPr>
-        <w:t>)</w:t>
-      </w:r>
-      <w:r>
-        <w:rPr>
-          <w:i/>
-          <w:iCs/>
-        </w:rPr>
-        <w:t xml:space="preserve"> – </w:t>
+        <w:t xml:space="preserve">) – </w:t>
       </w:r>
       <w:r>
         <w:t>was</w:t>
@@ -3632,7 +3747,13 @@
         <w:fldChar w:fldCharType="separate"/>
       </w:r>
       <w:r>
-        <w:t>Table 1</w:t>
+        <w:t xml:space="preserve">Table </w:t>
+      </w:r>
+      <w:r>
+        <w:rPr>
+          <w:noProof/>
+        </w:rPr>
+        <w:t>1</w:t>
       </w:r>
       <w:r>
         <w:fldChar w:fldCharType="end"/>
@@ -3673,28 +3794,28 @@
         <w:fldChar w:fldCharType="separate"/>
       </w:r>
       <w:r>
-        <w:t>Table 3</w:t>
+        <w:t xml:space="preserve">Table </w:t>
+      </w:r>
+      <w:r>
+        <w:rPr>
+          <w:noProof/>
+        </w:rPr>
+        <w:t>3</w:t>
       </w:r>
       <w:r>
         <w:fldChar w:fldCharType="end"/>
       </w:r>
       <w:r>
         <w:t>.</w:t>
-      </w:r>
-    </w:p>
-    <w:p>
-      <w:pPr>
-        <w:spacing w:before="0" w:after="160" w:line="278" w:lineRule="auto"/>
-        <w:jc w:val="left"/>
-      </w:pPr>
-      <w:r>
-        <w:br w:type="page"/>
       </w:r>
     </w:p>
     <w:p>
       <w:pPr>
         <w:pStyle w:val="Heading1"/>
       </w:pPr>
+      <w:r>
+        <w:br w:type="page"/>
+      </w:r>
       <w:bookmarkStart w:id="8" w:name="_Toc239684057"/>
       <w:r>
         <w:lastRenderedPageBreak/>
@@ -3713,37 +3834,31 @@
         <w:t xml:space="preserve"> was carried out to test the feasibility of answering RQs visually and to derive initial impressions of trends. This employed basic data reviews, descriptive statistics and exploratory visualisations, which were later refined into the explanatory figures in this chapter. </w:t>
       </w:r>
       <w:r>
-        <w:t xml:space="preserve"> </w:t>
-      </w:r>
-      <w:r>
-        <w:t>The final figures prioritise direct comparison, consistent scales and reduced visual clutter, following general principles of effective scientific visualisation (Kelleher &amp; Wagener, 2011).</w:t>
-      </w:r>
+        <w:t xml:space="preserve"> The final figures prioritise direct comparison, consistent scales and reduced visual clutter, following general principles of effective scientific visualisation (Kelleher &amp; Wagener, 2011).</w:t>
+      </w:r>
+      <w:bookmarkStart w:id="9" w:name="_Toc239684058"/>
     </w:p>
     <w:p>
       <w:pPr>
         <w:pStyle w:val="Heading2"/>
-        <w:rPr>
-          <w:lang w:val="en-GB"/>
-        </w:rPr>
       </w:pPr>
-      <w:bookmarkStart w:id="9" w:name="_Toc239684058"/>
-      <w:r>
-        <w:rPr>
-          <w:lang w:val="en-GB"/>
-        </w:rPr>
+      <w:r>
         <w:t>RQ1 - How have the number and severity of reported road collisions in Great Britain changed over the five-year study period?</w:t>
       </w:r>
       <w:bookmarkEnd w:id="9"/>
     </w:p>
     <w:p>
       <w:r>
+        <w:rPr>
+          <w:noProof/>
+        </w:rPr>
         <mc:AlternateContent>
           <mc:Choice Requires="wpg">
             <w:drawing>
-              <wp:anchor distT="0" distB="0" distL="114300" distR="114300" simplePos="0" relativeHeight="251663360" behindDoc="0" locked="0" layoutInCell="1" allowOverlap="1" wp14:anchorId="2320E9D7" wp14:editId="5235B617">
+              <wp:anchor distT="0" distB="0" distL="114300" distR="114300" simplePos="0" relativeHeight="251663360" behindDoc="0" locked="0" layoutInCell="1" allowOverlap="1" wp14:anchorId="2320E9D7" wp14:editId="2D2953C4">
                 <wp:simplePos x="0" y="0"/>
                 <wp:positionH relativeFrom="margin">
-                  <wp:align>left</wp:align>
+                  <wp:posOffset>-9525</wp:posOffset>
                 </wp:positionH>
                 <wp:positionV relativeFrom="paragraph">
                   <wp:posOffset>34290</wp:posOffset>
@@ -3773,7 +3888,7 @@
                           </pic:cNvPicPr>
                         </pic:nvPicPr>
                         <pic:blipFill>
-                          <a:blip r:embed="rId13">
+                          <a:blip r:embed="rId16">
                             <a:extLst>
                               <a:ext uri="{28A0092B-C50C-407E-A947-70E740481C1C}">
                                 <a14:useLocalDpi xmlns:a14="http://schemas.microsoft.com/office/drawing/2010/main" val="0"/>
@@ -3837,6 +3952,9 @@
                                 <w:fldChar w:fldCharType="separate"/>
                               </w:r>
                               <w:r>
+                                <w:rPr>
+                                  <w:noProof/>
+                                </w:rPr>
                                 <w:t>2</w:t>
                               </w:r>
                               <w:r>
@@ -3870,11 +3988,11 @@
           </mc:Choice>
           <mc:Fallback>
             <w:pict>
-              <v:group w14:anchorId="2320E9D7" id="Group 14" o:spid="_x0000_s1032" style="position:absolute;left:0;text-align:left;margin-left:0;margin-top:2.7pt;width:303pt;height:395.25pt;z-index:251663360;mso-position-horizontal:left;mso-position-horizontal-relative:margin;mso-width-relative:margin;mso-height-relative:margin" coordsize="38481,50196" o:gfxdata="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">
-                <v:shape id="Picture 13" o:spid="_x0000_s1033" type="#_x0000_t75" style="position:absolute;width:38481;height:47675;visibility:visible;mso-wrap-style:square" o:gfxdata="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">
-                  <v:imagedata r:id="rId14" o:title=""/>
+              <v:group w14:anchorId="2320E9D7" id="Group 14" o:spid="_x0000_s1033" style="position:absolute;left:0;text-align:left;margin-left:-.75pt;margin-top:2.7pt;width:303pt;height:395.25pt;z-index:251663360;mso-position-horizontal-relative:margin;mso-width-relative:margin;mso-height-relative:margin" coordsize="38481,50196" o:gfxdata="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">
+                <v:shape id="Picture 13" o:spid="_x0000_s1034" type="#_x0000_t75" style="position:absolute;width:38481;height:47675;visibility:visible;mso-wrap-style:square" o:gfxdata="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">
+                  <v:imagedata r:id="rId17" o:title=""/>
                 </v:shape>
-                <v:shape id="Text Box 1" o:spid="_x0000_s1034" type="#_x0000_t202" style="position:absolute;left:3143;top:47529;width:34766;height:2667;visibility:visible;mso-wrap-style:square;v-text-anchor:top" o:gfxdata="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" stroked="f">
+                <v:shape id="Text Box 1" o:spid="_x0000_s1035" type="#_x0000_t202" style="position:absolute;left:3143;top:47529;width:34766;height:2667;visibility:visible;mso-wrap-style:square;v-text-anchor:top" o:gfxdata="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" stroked="f">
                   <v:textbox style="mso-fit-shape-to-text:t" inset="0,0,0,0">
                     <w:txbxContent>
                       <w:p>
@@ -3895,6 +4013,9 @@
                           <w:fldChar w:fldCharType="separate"/>
                         </w:r>
                         <w:r>
+                          <w:rPr>
+                            <w:noProof/>
+                          </w:rPr>
                           <w:t>2</w:t>
                         </w:r>
                         <w:r>
@@ -3914,8 +4035,6 @@
           </mc:Fallback>
         </mc:AlternateContent>
       </w:r>
-    </w:p>
-    <w:p>
       <w:r>
         <w:t xml:space="preserve">The data displayed in </w:t>
       </w:r>
@@ -3932,7 +4051,10 @@
         <w:fldChar w:fldCharType="separate"/>
       </w:r>
       <w:r>
-        <w:t>Figure 2</w:t>
+        <w:t xml:space="preserve">Figure </w:t>
+      </w:r>
+      <w:r>
+        <w:t>2</w:t>
       </w:r>
       <w:r>
         <w:fldChar w:fldCharType="end"/>
@@ -3941,10 +4063,7 @@
         <w:t xml:space="preserve"> shows that </w:t>
       </w:r>
       <w:r>
-        <w:t xml:space="preserve">there has been a </w:t>
-      </w:r>
-      <w:r>
-        <w:t xml:space="preserve">continual </w:t>
+        <w:t xml:space="preserve">there has been a continual </w:t>
       </w:r>
       <w:r>
         <w:t xml:space="preserve">decrease </w:t>
@@ -3978,21 +4097,7 @@
           <w:i/>
           <w:iCs/>
         </w:rPr>
-        <w:t>A compound bar-and-line design was chosen for this visualisation because annual collision volume and severity percentage use different units</w:t>
-      </w:r>
-      <w:r>
-        <w:rPr>
-          <w:i/>
-          <w:iCs/>
-        </w:rPr>
-        <w:t xml:space="preserve"> and magnitude</w:t>
-      </w:r>
-      <w:r>
-        <w:rPr>
-          <w:i/>
-          <w:iCs/>
-        </w:rPr>
-        <w:t>, while the shared year axis allows their trends to be compared directly.</w:t>
+        <w:t>A compound bar-and-line design was chosen for this visualisation because annual collision volume and severity percentage use different units and magnitude, while the shared year axis allows their trends to be compared directly.</w:t>
       </w:r>
       <w:r>
         <w:br w:type="page"/>
@@ -4008,6 +4113,7 @@
       <w:bookmarkStart w:id="12" w:name="_Toc239684059"/>
       <w:r>
         <w:rPr>
+          <w:noProof/>
           <w:lang w:val="en-GB"/>
         </w:rPr>
         <w:lastRenderedPageBreak/>
@@ -4047,7 +4153,7 @@
                           </pic:cNvPicPr>
                         </pic:nvPicPr>
                         <pic:blipFill>
-                          <a:blip r:embed="rId15">
+                          <a:blip r:embed="rId18">
                             <a:extLst>
                               <a:ext uri="{28A0092B-C50C-407E-A947-70E740481C1C}">
                                 <a14:useLocalDpi xmlns:a14="http://schemas.microsoft.com/office/drawing/2010/main" val="0"/>
@@ -4130,6 +4236,7 @@
                               </w:r>
                               <w:r>
                                 <w:rPr>
+                                  <w:noProof/>
                                   <w:sz w:val="22"/>
                                   <w:szCs w:val="22"/>
                                 </w:rPr>
@@ -4188,11 +4295,11 @@
           </mc:Choice>
           <mc:Fallback>
             <w:pict>
-              <v:group w14:anchorId="69A88B9A" id="Group 15" o:spid="_x0000_s1035" style="position:absolute;left:0;text-align:left;margin-left:.75pt;margin-top:51pt;width:469.25pt;height:340.5pt;z-index:251667456;mso-width-relative:margin;mso-height-relative:margin" coordorigin="53" coordsize="59598,43243" o:gfxdata="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">
-                <v:shape id="Picture 8" o:spid="_x0000_s1036" type="#_x0000_t75" style="position:absolute;left:53;width:58411;height:41433;visibility:visible;mso-wrap-style:square" o:gfxdata="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">
-                  <v:imagedata r:id="rId16" o:title=""/>
+              <v:group w14:anchorId="69A88B9A" id="Group 15" o:spid="_x0000_s1036" style="position:absolute;left:0;text-align:left;margin-left:.75pt;margin-top:51pt;width:469.25pt;height:340.5pt;z-index:251667456;mso-width-relative:margin;mso-height-relative:margin" coordorigin="53" coordsize="59598,43243" o:gfxdata="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">
+                <v:shape id="Picture 8" o:spid="_x0000_s1037" type="#_x0000_t75" style="position:absolute;left:53;width:58411;height:41433;visibility:visible;mso-wrap-style:square" o:gfxdata="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">
+                  <v:imagedata r:id="rId19" o:title=""/>
                 </v:shape>
-                <v:shape id="Text Box 1" o:spid="_x0000_s1037" type="#_x0000_t202" style="position:absolute;left:285;top:41243;width:59366;height:2000;visibility:visible;mso-wrap-style:square;v-text-anchor:top" o:gfxdata="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" stroked="f">
+                <v:shape id="Text Box 1" o:spid="_x0000_s1038" type="#_x0000_t202" style="position:absolute;left:285;top:41243;width:59366;height:2000;visibility:visible;mso-wrap-style:square;v-text-anchor:top" o:gfxdata="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" stroked="f">
                   <v:textbox inset="0,0,0,0">
                     <w:txbxContent>
                       <w:p>
@@ -4234,6 +4341,7 @@
                         </w:r>
                         <w:r>
                           <w:rPr>
+                            <w:noProof/>
                             <w:sz w:val="22"/>
                             <w:szCs w:val="22"/>
                           </w:rPr>
@@ -4288,10 +4396,7 @@
     </w:p>
     <w:p>
       <w:r>
-        <w:t>Horizontal stacked bars allow the three road-environment variables to share the same percentage scale, while separating Fatal and Serious contributions without introducing an additional axis.</w:t>
-      </w:r>
-      <w:r>
-        <w:t xml:space="preserve"> This makes it easier to compare both individual and compound severity measures within and between categories.</w:t>
+        <w:t>Horizontal stacked bars allow the three road-environment variables to share the same percentage scale, while separating Fatal and Serious contributions without introducing an additional axis. This makes it easier to compare both individual and compound severity measures within and between categories.</w:t>
       </w:r>
     </w:p>
     <w:p>
@@ -4306,10 +4411,7 @@
         </w:rPr>
       </w:pPr>
       <w:r>
-        <w:t>All 3 examined road environment variables show certain categories are more strongly associated with</w:t>
-      </w:r>
-      <w:r>
-        <w:t xml:space="preserve"> increased severity of recorded collisions. </w:t>
+        <w:t xml:space="preserve">All 3 examined road environment variables show certain categories are more strongly associated with increased severity of recorded collisions. </w:t>
       </w:r>
       <w:r>
         <w:t xml:space="preserve">Understandably </w:t>
@@ -4318,16 +4420,7 @@
         <w:t xml:space="preserve">one of the strongest indicators is </w:t>
       </w:r>
       <w:r>
-        <w:t xml:space="preserve">speed limits. One notable exception however is at roads limited to 70 mph. While fatal collision percentage remains high </w:t>
-      </w:r>
-      <w:r>
-        <w:t xml:space="preserve">at this condition </w:t>
-      </w:r>
-      <w:r>
-        <w:t>(3.37%) severe collision rate drops by 9.4 percentage points from 30.65% at 60mph to 21.25% at 70mph</w:t>
-      </w:r>
-      <w:r>
-        <w:t>, which manifests in the lower severe + fatal</w:t>
+        <w:t>speed limits. One notable exception however is at roads limited to 70 mph. While fatal collision percentage remains high at this condition (3.37%) severe collision rate drops by 9.4 percentage points from 30.65% at 60mph to 21.25% at 70mph, which manifests in the lower severe + fatal</w:t>
       </w:r>
       <w:r>
         <w:t xml:space="preserve"> </w:t>
@@ -4339,10 +4432,7 @@
         <w:fldChar w:fldCharType="begin"/>
       </w:r>
       <w:r>
-        <w:instrText xml:space="preserve"> REF _Ref239628724 \h </w:instrText>
-      </w:r>
-      <w:r>
-        <w:instrText xml:space="preserve"> \* MERGEFORMAT </w:instrText>
+        <w:instrText xml:space="preserve"> REF _Ref239628724 \h  \* MERGEFORMAT </w:instrText>
       </w:r>
       <w:r>
         <w:fldChar w:fldCharType="separate"/>
@@ -4374,10 +4464,7 @@
         <w:t>One plausible explanation</w:t>
       </w:r>
       <w:r>
-        <w:t>, which cannot be tested with the present analysis,</w:t>
-      </w:r>
-      <w:r>
-        <w:t xml:space="preserve"> is that many 70mph roads are </w:t>
+        <w:t xml:space="preserve">, which cannot be tested with the present analysis, is that many 70mph roads are </w:t>
       </w:r>
       <w:r>
         <w:t xml:space="preserve">typically dual carriage ways and motorways which </w:t>
@@ -4404,19 +4491,13 @@
         <w:t>association</w:t>
       </w:r>
       <w:r>
-        <w:t xml:space="preserve"> with serious and fatal collisions.</w:t>
+        <w:t xml:space="preserve"> with serious and fatal collisions. </w:t>
       </w:r>
       <w:r>
         <w:t xml:space="preserve"> </w:t>
       </w:r>
       <w:r>
-        <w:t xml:space="preserve"> </w:t>
-      </w:r>
-      <w:r>
-        <w:t>The general association between higher-speed environments and severity is also consistent with Mason-Jones et al. (2022)</w:t>
-      </w:r>
-      <w:r>
-        <w:t xml:space="preserve">. </w:t>
+        <w:t xml:space="preserve">The general association between higher-speed environments and severity is also consistent with Mason-Jones et al. (2022). </w:t>
       </w:r>
     </w:p>
     <w:p>
@@ -4453,22 +4534,7 @@
     </w:p>
     <w:p>
       <w:r>
-        <w:t>The Higher count of possible categories in these variables necessitated the use of</w:t>
-      </w:r>
-      <w:r>
-        <w:t xml:space="preserve"> colour and spacing distinguish the three environmental dimensions.</w:t>
-      </w:r>
-      <w:r>
-        <w:t xml:space="preserve"> While the </w:t>
-      </w:r>
-      <w:r>
-        <w:t>common horizontal scale was retained to support direct comparison</w:t>
-      </w:r>
-      <w:r>
-        <w:t>.</w:t>
-      </w:r>
-      <w:r>
-        <w:t xml:space="preserve"> </w:t>
+        <w:t xml:space="preserve">The Higher count of possible categories in these variables necessitated the use of colour and spacing distinguish the three environmental dimensions. While the common horizontal scale was retained to support direct comparison. </w:t>
       </w:r>
     </w:p>
     <w:p>
@@ -4482,10 +4548,7 @@
         <w:fldChar w:fldCharType="begin"/>
       </w:r>
       <w:r>
-        <w:instrText xml:space="preserve"> REF _Ref239630742 \h </w:instrText>
-      </w:r>
-      <w:r>
-        <w:instrText xml:space="preserve"> \* MERGEFORMAT </w:instrText>
+        <w:instrText xml:space="preserve"> REF _Ref239630742 \h  \* MERGEFORMAT </w:instrText>
       </w:r>
       <w:r>
         <w:fldChar w:fldCharType="separate"/>
@@ -4502,10 +4565,7 @@
     </w:p>
     <w:p>
       <w:r>
-        <w:t>Serious/fatal share progresses from 23.19% in daylight to 25.11% in darkness with lights lit, 29.14% with lights unlit, and 34.95% where there is no lighting. Fatal proportion alone rises from 1.21% in daylight to 4.81% in darkness with no lighting.</w:t>
-      </w:r>
-      <w:r>
-        <w:t xml:space="preserve"> </w:t>
+        <w:t xml:space="preserve">Serious/fatal share progresses from 23.19% in daylight to 25.11% in darkness with lights lit, 29.14% with lights unlit, and 34.95% where there is no lighting. Fatal proportion alone rises from 1.21% in daylight to 4.81% in darkness with no lighting. </w:t>
       </w:r>
     </w:p>
     <w:p>
@@ -4513,14 +4573,14 @@
         <w:t>In terms of weather 3 categories stand out – High winds combined with either fine weather or rain and fog/mist. All three conditions have over 26% rates of severe or fatal collisions.</w:t>
       </w:r>
       <w:r>
-        <w:t xml:space="preserve"> </w:t>
-      </w:r>
-      <w:r>
-        <w:t>Weather effects should nevertheless be interpreted cautiously. Edwards (1998), using England and Wales collision data, also found that severity varied across weather conditions, including lower severity during rain and geographically variable effects for fog.</w:t>
+        <w:t xml:space="preserve"> Weather effects should nevertheless be interpreted cautiously. Edwards (1998), using England and Wales collision data, also found that severity varied across weather conditions, including lower severity during rain and geographically variable effects for fog.</w:t>
       </w:r>
     </w:p>
     <w:p>
       <w:r>
+        <w:rPr>
+          <w:noProof/>
+        </w:rPr>
         <w:lastRenderedPageBreak/>
         <mc:AlternateContent>
           <mc:Choice Requires="wpg">
@@ -4558,7 +4618,7 @@
                           </pic:cNvPicPr>
                         </pic:nvPicPr>
                         <pic:blipFill>
-                          <a:blip r:embed="rId17">
+                          <a:blip r:embed="rId20">
                             <a:extLst>
                               <a:ext uri="{28A0092B-C50C-407E-A947-70E740481C1C}">
                                 <a14:useLocalDpi xmlns:a14="http://schemas.microsoft.com/office/drawing/2010/main" val="0"/>
@@ -4643,6 +4703,7 @@
                               </w:r>
                               <w:r>
                                 <w:rPr>
+                                  <w:noProof/>
                                   <w:sz w:val="22"/>
                                   <w:szCs w:val="22"/>
                                 </w:rPr>
@@ -4687,11 +4748,11 @@
           </mc:Choice>
           <mc:Fallback>
             <w:pict>
-              <v:group w14:anchorId="087D5073" id="Group 16" o:spid="_x0000_s1038" style="position:absolute;left:0;text-align:left;margin-left:0;margin-top:101.45pt;width:486.7pt;height:339.85pt;z-index:251671552;mso-position-horizontal:left;mso-position-horizontal-relative:margin;mso-width-relative:margin;mso-height-relative:margin" coordsize="61810,43173" o:gfxdata="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">
-                <v:shape id="Picture 9" o:spid="_x0000_s1039" type="#_x0000_t75" style="position:absolute;width:60864;height:40580;visibility:visible;mso-wrap-style:square" o:gfxdata="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">
-                  <v:imagedata r:id="rId18" o:title=""/>
+              <v:group w14:anchorId="087D5073" id="Group 16" o:spid="_x0000_s1039" style="position:absolute;left:0;text-align:left;margin-left:0;margin-top:101.45pt;width:486.7pt;height:339.85pt;z-index:251671552;mso-position-horizontal:left;mso-position-horizontal-relative:margin;mso-width-relative:margin;mso-height-relative:margin" coordsize="61810,43173" o:gfxdata="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">
+                <v:shape id="Picture 9" o:spid="_x0000_s1040" type="#_x0000_t75" style="position:absolute;width:60864;height:40580;visibility:visible;mso-wrap-style:square" o:gfxdata="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">
+                  <v:imagedata r:id="rId21" o:title=""/>
                 </v:shape>
-                <v:shape id="Text Box 1" o:spid="_x0000_s1040" type="#_x0000_t202" style="position:absolute;left:95;top:40957;width:61715;height:2216;visibility:visible;mso-wrap-style:square;v-text-anchor:top" o:gfxdata="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" stroked="f">
+                <v:shape id="Text Box 1" o:spid="_x0000_s1041" type="#_x0000_t202" style="position:absolute;left:95;top:40957;width:61715;height:2216;visibility:visible;mso-wrap-style:square;v-text-anchor:top" o:gfxdata="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" stroked="f">
                   <v:textbox inset="0,0,0,0">
                     <w:txbxContent>
                       <w:p>
@@ -4733,6 +4794,7 @@
                         </w:r>
                         <w:r>
                           <w:rPr>
+                            <w:noProof/>
                             <w:sz w:val="22"/>
                             <w:szCs w:val="22"/>
                           </w:rPr>
@@ -4828,11 +4890,12 @@
         <w:rPr>
           <w:i/>
           <w:iCs/>
+          <w:noProof/>
         </w:rPr>
         <mc:AlternateContent>
           <mc:Choice Requires="wpg">
             <w:drawing>
-              <wp:anchor distT="0" distB="0" distL="114300" distR="114300" simplePos="0" relativeHeight="251675648" behindDoc="0" locked="0" layoutInCell="1" allowOverlap="1" wp14:anchorId="34CB14FF" wp14:editId="1C07E022">
+              <wp:anchor distT="0" distB="0" distL="114300" distR="114300" simplePos="0" relativeHeight="251675648" behindDoc="0" locked="0" layoutInCell="1" allowOverlap="1" wp14:anchorId="34CB14FF" wp14:editId="2EDC0341">
                 <wp:simplePos x="0" y="0"/>
                 <wp:positionH relativeFrom="margin">
                   <wp:align>center</wp:align>
@@ -4865,7 +4928,7 @@
                           </pic:cNvPicPr>
                         </pic:nvPicPr>
                         <pic:blipFill>
-                          <a:blip r:embed="rId19">
+                          <a:blip r:embed="rId22">
                             <a:extLst>
                               <a:ext uri="{28A0092B-C50C-407E-A947-70E740481C1C}">
                                 <a14:useLocalDpi xmlns:a14="http://schemas.microsoft.com/office/drawing/2010/main" val="0"/>
@@ -4932,6 +4995,9 @@
                                 <w:fldChar w:fldCharType="separate"/>
                               </w:r>
                               <w:r>
+                                <w:rPr>
+                                  <w:noProof/>
+                                </w:rPr>
                                 <w:t>5</w:t>
                               </w:r>
                               <w:r>
@@ -4994,11 +5060,11 @@
           </mc:Choice>
           <mc:Fallback>
             <w:pict>
-              <v:group w14:anchorId="34CB14FF" id="Group 17" o:spid="_x0000_s1041" style="position:absolute;left:0;text-align:left;margin-left:0;margin-top:92.85pt;width:524.05pt;height:242.65pt;z-index:251675648;mso-position-horizontal:center;mso-position-horizontal-relative:margin;mso-width-relative:margin;mso-height-relative:margin" coordorigin="591,-380" coordsize="66559,30834" o:gfxdata="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">
-                <v:shape id="Picture 10" o:spid="_x0000_s1042" type="#_x0000_t75" style="position:absolute;left:591;top:-380;width:66179;height:26776;visibility:visible;mso-wrap-style:square" o:gfxdata="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">
-                  <v:imagedata r:id="rId20" o:title=""/>
+              <v:group w14:anchorId="34CB14FF" id="Group 17" o:spid="_x0000_s1042" style="position:absolute;left:0;text-align:left;margin-left:0;margin-top:92.85pt;width:524.05pt;height:242.65pt;z-index:251675648;mso-position-horizontal:center;mso-position-horizontal-relative:margin;mso-width-relative:margin;mso-height-relative:margin" coordorigin="591,-380" coordsize="66559,30834" o:gfxdata="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">
+                <v:shape id="Picture 10" o:spid="_x0000_s1043" type="#_x0000_t75" style="position:absolute;left:591;top:-380;width:66179;height:26776;visibility:visible;mso-wrap-style:square" o:gfxdata="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">
+                  <v:imagedata r:id="rId23" o:title=""/>
                 </v:shape>
-                <v:shape id="Text Box 1" o:spid="_x0000_s1043" type="#_x0000_t202" style="position:absolute;left:3168;top:26396;width:63983;height:4057;visibility:visible;mso-wrap-style:square;v-text-anchor:top" o:gfxdata="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" stroked="f">
+                <v:shape id="Text Box 1" o:spid="_x0000_s1044" type="#_x0000_t202" style="position:absolute;left:3168;top:26396;width:63983;height:4057;visibility:visible;mso-wrap-style:square;v-text-anchor:top" o:gfxdata="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" stroked="f">
                   <v:textbox style="mso-fit-shape-to-text:t" inset="0,0,0,0">
                     <w:txbxContent>
                       <w:p>
@@ -5022,6 +5088,9 @@
                           <w:fldChar w:fldCharType="separate"/>
                         </w:r>
                         <w:r>
+                          <w:rPr>
+                            <w:noProof/>
+                          </w:rPr>
                           <w:t>5</w:t>
                         </w:r>
                         <w:r>
@@ -5075,14 +5144,7 @@
           <w:i/>
           <w:iCs/>
         </w:rPr>
-        <w:t>Heatmaps aggregate the ordered hour/day dimensions without overplotting and allow collision frequency and Serious/Fatal share to be compared side by side. Monthly volume and severity are shown with a bar-line chart using a shared month axis and secondary y-axis because the measures use different units.</w:t>
-      </w:r>
-      <w:r>
-        <w:rPr>
-          <w:i/>
-          <w:iCs/>
-        </w:rPr>
-        <w:t xml:space="preserve"> </w:t>
+        <w:t xml:space="preserve">Heatmaps aggregate the ordered hour/day dimensions without overplotting and allow collision frequency and Serious/Fatal share to be compared side by side. Monthly volume and severity are shown with a bar-line chart using a shared month axis and secondary y-axis because the measures use different units. </w:t>
       </w:r>
     </w:p>
     <w:p>
@@ -5102,7 +5164,10 @@
         <w:fldChar w:fldCharType="separate"/>
       </w:r>
       <w:r>
-        <w:t>Figure 5</w:t>
+        <w:t xml:space="preserve">Figure </w:t>
+      </w:r>
+      <w:r>
+        <w:t>5</w:t>
       </w:r>
       <w:r>
         <w:fldChar w:fldCharType="end"/>
@@ -5135,10 +5200,7 @@
         <w:t>weekend pattern</w:t>
       </w:r>
       <w:r>
-        <w:t xml:space="preserve"> shifted toward a mid-day and </w:t>
-      </w:r>
-      <w:r>
-        <w:t>late-night</w:t>
+        <w:t xml:space="preserve"> shifted toward a mid-day and late-night</w:t>
       </w:r>
       <w:r>
         <w:t xml:space="preserve">. </w:t>
@@ -5149,10 +5211,7 @@
     </w:p>
     <w:p>
       <w:r>
-        <w:t>Monthly variation, by contrast, is comparatively modest as shown in</w:t>
-      </w:r>
-      <w:r>
-        <w:t xml:space="preserve"> </w:t>
+        <w:t xml:space="preserve">Monthly variation, by contrast, is comparatively modest as shown in </w:t>
       </w:r>
       <w:r>
         <w:fldChar w:fldCharType="begin"/>
@@ -5164,19 +5223,19 @@
         <w:fldChar w:fldCharType="separate"/>
       </w:r>
       <w:r>
-        <w:t>Figure 6</w:t>
+        <w:t xml:space="preserve">Figure </w:t>
+      </w:r>
+      <w:r>
+        <w:rPr>
+          <w:noProof/>
+        </w:rPr>
+        <w:t>6</w:t>
       </w:r>
       <w:r>
         <w:fldChar w:fldCharType="end"/>
       </w:r>
       <w:r>
-        <w:t>. While total monthly</w:t>
-      </w:r>
-      <w:r>
-        <w:t xml:space="preserve"> </w:t>
-      </w:r>
-      <w:r>
-        <w:t xml:space="preserve">variation collisions recorded in the </w:t>
+        <w:t xml:space="preserve">. While total monthly variation collisions recorded in the </w:t>
       </w:r>
       <w:proofErr w:type="gramStart"/>
       <w:r>
@@ -5184,41 +5243,20 @@
       </w:r>
       <w:proofErr w:type="gramEnd"/>
       <w:r>
-        <w:t xml:space="preserve"> period </w:t>
-      </w:r>
-      <w:r>
-        <w:t>is</w:t>
-      </w:r>
-      <w:r>
-        <w:t xml:space="preserve"> at a minimum in February and peak in June and</w:t>
-      </w:r>
-      <w:r>
-        <w:t xml:space="preserve"> </w:t>
-      </w:r>
-      <w:r>
-        <w:t>November, the severity rate pattern is much more distinct. Serious and Fatal collisions tend to</w:t>
-      </w:r>
-      <w:r>
-        <w:t xml:space="preserve"> </w:t>
-      </w:r>
-      <w:r>
-        <w:t>increase in proportion and volume in summer with a sharp peak in August. In that month serious or</w:t>
-      </w:r>
-      <w:r>
-        <w:t xml:space="preserve"> </w:t>
+        <w:t xml:space="preserve"> period is at a minimum in February and peak in June and November, the severity rate pattern is much more distinct. Serious and Fatal collisions tend to increase in proportion and volume in summer with a sharp peak in August. In that month serious or </w:t>
       </w:r>
       <w:r>
         <w:lastRenderedPageBreak/>
-        <w:t>fatal collisions account for 26.18% of records, over 1 and 1.53 percentage points higher than the in</w:t>
-      </w:r>
-      <w:r>
-        <w:t xml:space="preserve"> </w:t>
-      </w:r>
-      <w:r>
+        <w:t xml:space="preserve">fatal collisions account for 26.18% of records, over 1 and 1.53 percentage points higher than the in </w:t>
+      </w:r>
+      <w:r>
+        <w:rPr>
+          <w:noProof/>
+        </w:rPr>
         <mc:AlternateContent>
           <mc:Choice Requires="wpg">
             <w:drawing>
-              <wp:anchor distT="0" distB="0" distL="114300" distR="114300" simplePos="0" relativeHeight="251679744" behindDoc="0" locked="0" layoutInCell="1" allowOverlap="1" wp14:anchorId="70DF0B00" wp14:editId="3A0002EC">
+              <wp:anchor distT="0" distB="0" distL="114300" distR="114300" simplePos="0" relativeHeight="251679744" behindDoc="0" locked="0" layoutInCell="1" allowOverlap="1" wp14:anchorId="70DF0B00" wp14:editId="7627AE8C">
                 <wp:simplePos x="0" y="0"/>
                 <wp:positionH relativeFrom="margin">
                   <wp:posOffset>361950</wp:posOffset>
@@ -5251,7 +5289,7 @@
                           </pic:cNvPicPr>
                         </pic:nvPicPr>
                         <pic:blipFill>
-                          <a:blip r:embed="rId21">
+                          <a:blip r:embed="rId24">
                             <a:extLst>
                               <a:ext uri="{28A0092B-C50C-407E-A947-70E740481C1C}">
                                 <a14:useLocalDpi xmlns:a14="http://schemas.microsoft.com/office/drawing/2010/main" val="0"/>
@@ -5315,6 +5353,9 @@
                                 <w:fldChar w:fldCharType="separate"/>
                               </w:r>
                               <w:r>
+                                <w:rPr>
+                                  <w:noProof/>
+                                </w:rPr>
                                 <w:t>6</w:t>
                               </w:r>
                               <w:r>
@@ -5348,11 +5389,11 @@
           </mc:Choice>
           <mc:Fallback>
             <w:pict>
-              <v:group w14:anchorId="70DF0B00" id="Group 18" o:spid="_x0000_s1044" style="position:absolute;left:0;text-align:left;margin-left:28.5pt;margin-top:56.9pt;width:438.75pt;height:237.85pt;z-index:251679744;mso-position-horizontal-relative:margin;mso-width-relative:margin;mso-height-relative:margin" coordorigin=",3792" coordsize="55721,30207" o:gfxdata="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">
-                <v:shape id="Picture 11" o:spid="_x0000_s1045" type="#_x0000_t75" style="position:absolute;top:3792;width:55721;height:27409;visibility:visible;mso-wrap-style:square" o:gfxdata="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">
-                  <v:imagedata r:id="rId22" o:title=""/>
+              <v:group w14:anchorId="70DF0B00" id="Group 18" o:spid="_x0000_s1045" style="position:absolute;left:0;text-align:left;margin-left:28.5pt;margin-top:56.9pt;width:438.75pt;height:237.85pt;z-index:251679744;mso-position-horizontal-relative:margin;mso-width-relative:margin;mso-height-relative:margin" coordorigin=",3792" coordsize="55721,30207" o:gfxdata="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">
+                <v:shape id="Picture 11" o:spid="_x0000_s1046" type="#_x0000_t75" style="position:absolute;top:3792;width:55721;height:27409;visibility:visible;mso-wrap-style:square" o:gfxdata="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">
+                  <v:imagedata r:id="rId25" o:title=""/>
                 </v:shape>
-                <v:shape id="Text Box 1" o:spid="_x0000_s1046" type="#_x0000_t202" style="position:absolute;top:31046;width:54578;height:2953;visibility:visible;mso-wrap-style:square;v-text-anchor:top" o:gfxdata="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" stroked="f">
+                <v:shape id="Text Box 1" o:spid="_x0000_s1047" type="#_x0000_t202" style="position:absolute;top:31046;width:54578;height:2953;visibility:visible;mso-wrap-style:square;v-text-anchor:top" o:gfxdata="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" stroked="f">
                   <v:textbox inset="0,0,0,0">
                     <w:txbxContent>
                       <w:p>
@@ -5373,6 +5414,9 @@
                           <w:fldChar w:fldCharType="separate"/>
                         </w:r>
                         <w:r>
+                          <w:rPr>
+                            <w:noProof/>
+                          </w:rPr>
                           <w:t>6</w:t>
                         </w:r>
                         <w:r>
@@ -5527,21 +5571,7 @@
           <w:i/>
           <w:iCs/>
         </w:rPr>
-        <w:t xml:space="preserve"> distributions.</w:t>
-      </w:r>
-      <w:r>
-        <w:rPr>
-          <w:i/>
-          <w:iCs/>
-        </w:rPr>
-        <w:t xml:space="preserve"> </w:t>
-      </w:r>
-      <w:r>
-        <w:rPr>
-          <w:i/>
-          <w:iCs/>
-        </w:rPr>
-        <w:t xml:space="preserve">The collision data concentration in London </w:t>
+        <w:t xml:space="preserve"> distributions. The collision data concentration in London </w:t>
       </w:r>
       <w:proofErr w:type="gramStart"/>
       <w:r>
@@ -5594,17 +5624,20 @@
     <w:p/>
     <w:p>
       <w:r>
+        <w:rPr>
+          <w:noProof/>
+        </w:rPr>
         <w:lastRenderedPageBreak/>
         <mc:AlternateContent>
           <mc:Choice Requires="wpg">
             <w:drawing>
-              <wp:anchor distT="0" distB="0" distL="114300" distR="114300" simplePos="0" relativeHeight="251683840" behindDoc="0" locked="0" layoutInCell="1" allowOverlap="1" wp14:anchorId="6F2682D0" wp14:editId="1678C651">
+              <wp:anchor distT="0" distB="0" distL="114300" distR="114300" simplePos="0" relativeHeight="251683840" behindDoc="0" locked="0" layoutInCell="1" allowOverlap="1" wp14:anchorId="6F2682D0" wp14:editId="654A253B">
                 <wp:simplePos x="0" y="0"/>
                 <wp:positionH relativeFrom="margin">
                   <wp:posOffset>-219075</wp:posOffset>
                 </wp:positionH>
                 <wp:positionV relativeFrom="paragraph">
-                  <wp:posOffset>1028700</wp:posOffset>
+                  <wp:posOffset>942975</wp:posOffset>
                 </wp:positionV>
                 <wp:extent cx="6968832" cy="6333490"/>
                 <wp:effectExtent l="0" t="0" r="3810" b="0"/>
@@ -5631,7 +5664,7 @@
                           </pic:cNvPicPr>
                         </pic:nvPicPr>
                         <pic:blipFill>
-                          <a:blip r:embed="rId23">
+                          <a:blip r:embed="rId26">
                             <a:extLst>
                               <a:ext uri="{28A0092B-C50C-407E-A947-70E740481C1C}">
                                 <a14:useLocalDpi xmlns:a14="http://schemas.microsoft.com/office/drawing/2010/main" val="0"/>
@@ -5692,6 +5725,9 @@
                                 <w:fldChar w:fldCharType="separate"/>
                               </w:r>
                               <w:r>
+                                <w:rPr>
+                                  <w:noProof/>
+                                </w:rPr>
                                 <w:t>7</w:t>
                               </w:r>
                               <w:r>
@@ -5724,11 +5760,11 @@
           </mc:Choice>
           <mc:Fallback>
             <w:pict>
-              <v:group w14:anchorId="6F2682D0" id="Group 19" o:spid="_x0000_s1047" style="position:absolute;left:0;text-align:left;margin-left:-17.25pt;margin-top:81pt;width:548.75pt;height:498.7pt;z-index:251683840;mso-position-horizontal-relative:margin;mso-width-relative:margin;mso-height-relative:margin" coordorigin="-1426,-3048" coordsize="69694,63342" o:gfxdata="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">
-                <v:shape id="Picture 12" o:spid="_x0000_s1048" type="#_x0000_t75" style="position:absolute;left:-1426;top:-3048;width:69694;height:60013;visibility:visible;mso-wrap-style:square" o:gfxdata="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">
-                  <v:imagedata r:id="rId24" o:title=""/>
+              <v:group w14:anchorId="6F2682D0" id="Group 19" o:spid="_x0000_s1048" style="position:absolute;left:0;text-align:left;margin-left:-17.25pt;margin-top:74.25pt;width:548.75pt;height:498.7pt;z-index:251683840;mso-position-horizontal-relative:margin;mso-width-relative:margin;mso-height-relative:margin" coordorigin="-1426,-3048" coordsize="69694,63342" o:gfxdata="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